--- a/觅客精灵-PRD-v1.0.docx
+++ b/觅客精灵-PRD-v1.0.docx
@@ -500,7 +500,7 @@
           <w:b w:val="0"/>
           <w:i w:val="0"/>
         </w:rPr>
-        <w:t>定位：它「向内看自己客户的状态变化」并做分级与路由，与商机发现/竞品监测的「向外找」互补。不联网搜索。</w:t>
+        <w:t>定位：它「向内看自己客户的状态变化」并做分级与路由，与商机发现/竞品监测的「向外找」互补。它**不调用联网搜索工具（Tavily）**，但**调用 LLM（DeepSeek）做推理与合成**——是一个「不联网但用大模型」的 Agent，因此仍是 Agent（Agent 由 LLM+工具+触发定义，而非由是否联网定义）。架构分两层：① 异常检测层（规则引擎，定时跑指标比对/SQL，无 LLM，仅判定是否触发）；② 值守/汇总层（LLM，读取检测结果+待办+其他 Agent 产物，判断紧急程度、生成自然语言早报、回答「今天有什么紧急」）。两层共同构成「盯盘」能力。</w:t>
       </w:r>
     </w:p>
     <w:p>
@@ -1323,6 +1323,77 @@
         <w:t>v0.3 UI 修正同步（去后端标签、主色降级、周环比口径、行业大盘消耗列、信号卡规范、搜索占位）。v0.4 信息架构重构（以客户为中心，9页）。v0.5 查看类交互统一为浮层 Drawer。v0.6 UI 精修+档案重设计。v0.7 档案/我的客户去重。v0.8 盯盘澄清/精灵问答页/首页重构/投放与档案细化。v0.9 终稿（4 Agent 架构、10 页、AI 介入点、精灵问答设计、客户手册化、首页视觉精修）。v1.0 整合为连贯终稿 + 完整数据库 schema + 种子数据 + CSV↔HTML 数据浏览器。</w:t>
       </w:r>
     </w:p>
+    <w:p>
+      <w:pPr>
+        <w:pStyle w:val="Heading1"/>
+      </w:pPr>
+      <w:r>
+        <w:t>附录 A 修订 · 数据字典字段变更 v1.1</w:t>
+      </w:r>
+    </w:p>
+    <w:p>
+      <w:r>
+        <w:rPr>
+          <w:i/>
+        </w:rPr>
+        <w:t>本条记录 2026-08-16 数据审查后的字段修正，优先级高于附录 A 原始定义。</w:t>
+      </w:r>
+    </w:p>
+    <w:p>
+      <w:r>
+        <w:rPr>
+          <w:b/>
+        </w:rPr>
+        <w:t>1. campaigns.objective（投放目标）</w:t>
+      </w:r>
+      <w:r>
+        <w:t xml:space="preserve">  取值收紧为仅三种：进线 / 开口 / 留资（漏斗三段：进线=访问/进店，开口=发起对话，留资=留资转化）。已删除「品牌曝光 / 品牌+留资 / 品牌种草」等品牌类目标。campaigns.name=投放计划名称，需与 objective 对齐（如「华图-秋季公考冲刺-留资」）。</w:t>
+      </w:r>
+    </w:p>
+    <w:p>
+      <w:r>
+        <w:rPr>
+          <w:b/>
+        </w:rPr>
+        <w:t>2. contacts 字段拆分</w:t>
+      </w:r>
+      <w:r>
+        <w:t xml:space="preserve">  原单字段 comm_style 拆为两个：comm_channel（沟通渠道：微信/电话/线下）+ comm_style（沟通风格：直接/温和/数据导向）。原样本中「直接」归入风格、微信/电话归入渠道。</w:t>
+      </w:r>
+    </w:p>
+    <w:p>
+      <w:r>
+        <w:rPr>
+          <w:b/>
+        </w:rPr>
+        <w:t>3. creatives.cover_style → type（素材类型）</w:t>
+      </w:r>
+      <w:r>
+        <w:t xml:space="preserve">  字段重命名为 type，取值仅两种：视频 / 图文（去掉了繁多的样式卡细分）。封面图说明：上线后封面由你提供真实图片，不走 Canva；cover_url 存你给的图片地址。</w:t>
+      </w:r>
+    </w:p>
+    <w:p>
+      <w:r>
+        <w:rPr>
+          <w:b/>
+        </w:rPr>
+        <w:t>4. tasks.source（任务来源）</w:t>
+      </w:r>
+      <w:r>
+        <w:t xml:space="preserve">  「AI生成」改名为「AI监测」：表示由值守/监测 Agent 从指标异常与行业信号自动汇入待办（如「排查华图掉量」「更新搜索词清单」）；「人工」为销售自建。</w:t>
+      </w:r>
+    </w:p>
+    <w:p>
+      <w:r>
+        <w:rPr>
+          <w:b/>
+        </w:rPr>
+        <w:t>5. 种子数据 vs 运行时数据（重要澄清）</w:t>
+      </w:r>
+      <w:r>
+        <w:t xml:space="preserve">  agent_runs / chat_messages / events / proposals 四张表的种子行均为「演示样本」，仅用于让表结构可见、可预览。正式运行时：agent_runs 由 LLM 每次运行自动写 input/output；chat_messages 为真实对话落库；proposals 由 proposal_writer skill 按你的需求现生成；events 由监测 Agent 从信号自动建 + 人工建。我们仅预定义表结构，不预定义其内容。</w:t>
+      </w:r>
+    </w:p>
     <w:sectPr>
       <w:pgSz w:w="12240" w:h="15840"/>
       <w:pgMar w:top="1440" w:right="1800" w:bottom="1440" w:left="1800" w:header="720" w:footer="720" w:gutter="0"/>
